--- a/TrainingManual2_MasterOfLies.docx
+++ b/TrainingManual2_MasterOfLies.docx
@@ -142,7 +142,15 @@
         <w:t xml:space="preserve">Place one of your </w:t>
       </w:r>
       <w:r>
-        <w:t>Alliance Tokens on the start of the Honor Track.</w:t>
+        <w:t xml:space="preserve">Alliance Tokens </w:t>
+      </w:r>
+      <w:proofErr w:type="gramStart"/>
+      <w:r>
+        <w:t>on</w:t>
+      </w:r>
+      <w:proofErr w:type="gramEnd"/>
+      <w:r>
+        <w:t xml:space="preserve"> the start of the Honor Track.</w:t>
       </w:r>
     </w:p>
     <w:p>
@@ -246,7 +254,13 @@
         <w:rPr>
           <w:rStyle w:val="SubtleReference"/>
         </w:rPr>
-        <w:t>Honorable Cause</w:t>
+        <w:t>Silver</w:t>
+      </w:r>
+      <w:r>
+        <w:rPr>
+          <w:rStyle w:val="SubtleReference"/>
+        </w:rPr>
+        <w:t>-tongue</w:t>
       </w:r>
     </w:p>
     <w:p>
@@ -261,7 +275,7 @@
         <w:rPr>
           <w:rStyle w:val="SubtleReference"/>
         </w:rPr>
-        <w:t>Loyal Citizenry</w:t>
+        <w:t>Brown Nose</w:t>
       </w:r>
     </w:p>
     <w:p>
@@ -300,7 +314,15 @@
         <w:t>,</w:t>
       </w:r>
       <w:r>
-        <w:t xml:space="preserve"> on each of your Investments, denoting their level.</w:t>
+        <w:t xml:space="preserve"> on each of your </w:t>
+      </w:r>
+      <w:proofErr w:type="gramStart"/>
+      <w:r>
+        <w:t>Investments</w:t>
+      </w:r>
+      <w:proofErr w:type="gramEnd"/>
+      <w:r>
+        <w:t>, denoting their level.</w:t>
       </w:r>
     </w:p>
     <w:p>
@@ -500,7 +522,15 @@
         </w:numPr>
       </w:pPr>
       <w:r>
-        <w:t xml:space="preserve">You start with a Scheme, so deal yourself 2 Investments, 2 Laws, and </w:t>
+        <w:t xml:space="preserve">You start with a Scheme, so </w:t>
+      </w:r>
+      <w:proofErr w:type="gramStart"/>
+      <w:r>
+        <w:t>deal</w:t>
+      </w:r>
+      <w:proofErr w:type="gramEnd"/>
+      <w:r>
+        <w:t xml:space="preserve"> yourself 2 Investments, 2 Laws, and </w:t>
       </w:r>
       <w:r>
         <w:t xml:space="preserve">only </w:t>
@@ -579,7 +609,19 @@
         <w:t xml:space="preserve">to </w:t>
       </w:r>
       <w:r>
-        <w:t>gain the King’s Favor and 1 Coin from the Royal Bank.</w:t>
+        <w:t xml:space="preserve">gain the King’s Favor and </w:t>
+      </w:r>
+      <w:r>
+        <w:t>3</w:t>
+      </w:r>
+      <w:r>
+        <w:t xml:space="preserve"> Coin</w:t>
+      </w:r>
+      <w:r>
+        <w:t>s</w:t>
+      </w:r>
+      <w:r>
+        <w:t xml:space="preserve"> from the Royal Bank.</w:t>
       </w:r>
     </w:p>
     <w:p>
@@ -596,10 +638,30 @@
         <w:t xml:space="preserve">Apparently, he is so impressionable that he sends me home with some money from his coffers. I </w:t>
       </w:r>
       <w:r>
-        <w:t>gain half my Leader’s level in Coins, rounded up, so I will take 1 Coin.</w:t>
-      </w:r>
-      <w:r>
-        <w:t xml:space="preserve"> Oh, by the way, the King’s Favor gives the holder 1 Honor at the end of the game</w:t>
+        <w:t>gain half my Leader’s level in Coins, rounded up, so I will take 1 Coin</w:t>
+      </w:r>
+      <w:r>
+        <w:t xml:space="preserve"> from the Royal Bank</w:t>
+      </w:r>
+      <w:r>
+        <w:t>. My Brown Nose Investment also gives me two extra Coins</w:t>
+      </w:r>
+      <w:r>
+        <w:t xml:space="preserve"> when I Flatter, so I’ll take those from the Royal Bank as well</w:t>
+      </w:r>
+      <w:r>
+        <w:t>.</w:t>
+      </w:r>
+      <w:r>
+        <w:t xml:space="preserve"> Oh</w:t>
+      </w:r>
+      <w:proofErr w:type="gramStart"/>
+      <w:r>
+        <w:t>, by the way, the</w:t>
+      </w:r>
+      <w:proofErr w:type="gramEnd"/>
+      <w:r>
+        <w:t xml:space="preserve"> King’s Favor gives the holder 1 Honor at the end of the game</w:t>
       </w:r>
       <w:r>
         <w:t>!</w:t>
@@ -664,13 +726,29 @@
         <w:t xml:space="preserve"> to the Court</w:t>
       </w:r>
       <w:r>
-        <w:t>. Normally, I have to discard 7 minus the current Market Rate</w:t>
+        <w:t xml:space="preserve">. Normally, I </w:t>
+      </w:r>
+      <w:proofErr w:type="gramStart"/>
+      <w:r>
+        <w:t>have to</w:t>
+      </w:r>
+      <w:proofErr w:type="gramEnd"/>
+      <w:r>
+        <w:t xml:space="preserve"> discard 7 minus the current Market Rate</w:t>
       </w:r>
       <w:r>
         <w:t xml:space="preserve"> cards (currently 5 cards) for 1 Coin, but </w:t>
       </w:r>
       <w:r>
-        <w:t xml:space="preserve">my Market Niche card improves that rate by 2, so I only have to discard 3 cards </w:t>
+        <w:t xml:space="preserve">my Market Niche card improves that rate by 2, so I only </w:t>
+      </w:r>
+      <w:proofErr w:type="gramStart"/>
+      <w:r>
+        <w:t>have to</w:t>
+      </w:r>
+      <w:proofErr w:type="gramEnd"/>
+      <w:r>
+        <w:t xml:space="preserve"> discard 3 cards </w:t>
       </w:r>
       <w:r>
         <w:t>per Coin. I can gain up to 2 Coins with this leader, but I want to keep some of these c</w:t>
@@ -815,6 +893,7 @@
         <w:pStyle w:val="Heading2"/>
       </w:pPr>
       <w:r>
+        <w:lastRenderedPageBreak/>
         <w:t>Report Phase</w:t>
       </w:r>
     </w:p>
@@ -835,14 +914,19 @@
         <w:pStyle w:val="Quote"/>
       </w:pPr>
       <w:r>
-        <w:lastRenderedPageBreak/>
         <w:t>“</w:t>
       </w:r>
       <w:r>
         <w:t xml:space="preserve">I think we need to focus more on </w:t>
       </w:r>
       <w:r>
-        <w:t>fighting the Greeks, so I’m going to cap everyone at 5 Investments. This won’t be active until the end of the round though.</w:t>
+        <w:t>fighting the Greeks</w:t>
+      </w:r>
+      <w:r>
+        <w:t xml:space="preserve"> and less on our own little empires</w:t>
+      </w:r>
+      <w:r>
+        <w:t>, so I’m going to cap everyone at 5 Investments. This won’t be active until the end of the round though.</w:t>
       </w:r>
       <w:r>
         <w:t>”</w:t>
@@ -898,9 +982,11 @@
       <w:r>
         <w:t xml:space="preserve"> against the </w:t>
       </w:r>
+      <w:proofErr w:type="spellStart"/>
       <w:r>
         <w:t>Warmongerer</w:t>
       </w:r>
+      <w:proofErr w:type="spellEnd"/>
       <w:r>
         <w:t xml:space="preserve"> with one of your Allies (</w:t>
       </w:r>
@@ -926,7 +1012,15 @@
         <w:t>one</w:t>
       </w:r>
       <w:r>
-        <w:t xml:space="preserve"> card marker for the Warmongerer and one </w:t>
+        <w:t xml:space="preserve"> card marker for the </w:t>
+      </w:r>
+      <w:proofErr w:type="spellStart"/>
+      <w:r>
+        <w:t>Warmongerer</w:t>
+      </w:r>
+      <w:proofErr w:type="spellEnd"/>
+      <w:r>
+        <w:t xml:space="preserve"> and one </w:t>
       </w:r>
       <w:r>
         <w:t>for your chosen Ally from your pouch</w:t>
@@ -946,9 +1040,11 @@
       <w:r>
         <w:t xml:space="preserve">Put the </w:t>
       </w:r>
+      <w:proofErr w:type="spellStart"/>
       <w:r>
         <w:t>Warmongerer’s</w:t>
       </w:r>
+      <w:proofErr w:type="spellEnd"/>
       <w:r>
         <w:t xml:space="preserve"> card marker on the top of the scheme card </w:t>
       </w:r>
@@ -1032,7 +1128,15 @@
         <w:pStyle w:val="Quote"/>
       </w:pPr>
       <w:r>
-        <w:t>“I need some Commodities, and now is a decent time to buy them.”</w:t>
+        <w:t xml:space="preserve">“I need some </w:t>
+      </w:r>
+      <w:proofErr w:type="gramStart"/>
+      <w:r>
+        <w:t>Commodities, and</w:t>
+      </w:r>
+      <w:proofErr w:type="gramEnd"/>
+      <w:r>
+        <w:t xml:space="preserve"> now is a decent time to buy them.”</w:t>
       </w:r>
     </w:p>
     <w:p>
@@ -1106,7 +1210,19 @@
         <w:rPr>
           <w:rStyle w:val="SubtleReference"/>
         </w:rPr>
-        <w:t>Honorable Cause</w:t>
+        <w:t>Silver</w:t>
+      </w:r>
+      <w:r>
+        <w:rPr>
+          <w:rStyle w:val="SubtleReference"/>
+        </w:rPr>
+        <w:t>-T</w:t>
+      </w:r>
+      <w:r>
+        <w:rPr>
+          <w:rStyle w:val="SubtleReference"/>
+        </w:rPr>
+        <w:t>ongue</w:t>
       </w:r>
       <w:r>
         <w:t>.</w:t>
@@ -1120,10 +1236,19 @@
         <w:t xml:space="preserve">“I’m going to purchase some Spies, just like you do Troops. </w:t>
       </w:r>
       <w:r>
-        <w:t xml:space="preserve">I’ll buy 2 Spies for 2 Coins, and I gain 1 extra Spy for free because of my </w:t>
-      </w:r>
-      <w:r>
-        <w:t>Honorable Cause Investment.</w:t>
+        <w:t>I’ll buy 2 Spies for 2 Coins, and I g</w:t>
+      </w:r>
+      <w:r>
+        <w:t xml:space="preserve">et to buy </w:t>
+      </w:r>
+      <w:r>
+        <w:t xml:space="preserve">1 extra Spy because of my </w:t>
+      </w:r>
+      <w:r>
+        <w:t xml:space="preserve">Silver-Tongue </w:t>
+      </w:r>
+      <w:r>
+        <w:t>Investment.</w:t>
       </w:r>
       <w:r>
         <w:t>”</w:t>
@@ -1165,11 +1290,30 @@
       </w:r>
     </w:p>
     <w:p>
-      <w:r>
-        <w:t>You’re doing great!</w:t>
-      </w:r>
-      <w:r>
-        <w:t xml:space="preserve"> Almost done!</w:t>
+      <w:pPr>
+        <w:pStyle w:val="ListParagraph"/>
+        <w:numPr>
+          <w:ilvl w:val="0"/>
+          <w:numId w:val="11"/>
+        </w:numPr>
+      </w:pPr>
+      <w:r>
+        <w:t>When the Chief Scribe prompts you, set the Deliberated Law to 2.</w:t>
+      </w:r>
+    </w:p>
+    <w:p>
+      <w:pPr>
+        <w:pStyle w:val="Quote"/>
+      </w:pPr>
+      <w:r>
+        <w:lastRenderedPageBreak/>
+        <w:t xml:space="preserve">“I stand by my original proposition and </w:t>
+      </w:r>
+      <w:r>
+        <w:t>set it to 2 again.</w:t>
+      </w:r>
+      <w:r>
+        <w:t>”</w:t>
       </w:r>
     </w:p>
     <w:p>
@@ -1177,7 +1321,6 @@
         <w:pStyle w:val="Heading1"/>
       </w:pPr>
       <w:r>
-        <w:lastRenderedPageBreak/>
         <w:t>Round 3</w:t>
       </w:r>
     </w:p>

--- a/TrainingManual2_MasterOfLies.docx
+++ b/TrainingManual2_MasterOfLies.docx
@@ -142,15 +142,7 @@
         <w:t xml:space="preserve">Place one of your </w:t>
       </w:r>
       <w:r>
-        <w:t xml:space="preserve">Alliance Tokens </w:t>
-      </w:r>
-      <w:proofErr w:type="gramStart"/>
-      <w:r>
-        <w:t>on</w:t>
-      </w:r>
-      <w:proofErr w:type="gramEnd"/>
-      <w:r>
-        <w:t xml:space="preserve"> the start of the Honor Track.</w:t>
+        <w:t>Alliance Tokens on the start of the Honor Track.</w:t>
       </w:r>
     </w:p>
     <w:p>
@@ -314,15 +306,7 @@
         <w:t>,</w:t>
       </w:r>
       <w:r>
-        <w:t xml:space="preserve"> on each of your </w:t>
-      </w:r>
-      <w:proofErr w:type="gramStart"/>
-      <w:r>
-        <w:t>Investments</w:t>
-      </w:r>
-      <w:proofErr w:type="gramEnd"/>
-      <w:r>
-        <w:t>, denoting their level.</w:t>
+        <w:t xml:space="preserve"> on each of your Investments, denoting their level.</w:t>
       </w:r>
     </w:p>
     <w:p>
@@ -509,7 +493,60 @@
         </w:numPr>
       </w:pPr>
       <w:r>
+        <w:t xml:space="preserve">Shuffle the 3 decks </w:t>
+      </w:r>
+      <w:r>
+        <w:t>thoroughly and place them near you in plain sight of all players.</w:t>
+      </w:r>
+    </w:p>
+    <w:p>
+      <w:pPr>
+        <w:pStyle w:val="Quote"/>
+      </w:pPr>
+      <w:r>
         <w:lastRenderedPageBreak/>
+        <w:t>“There are three kinds of cards in this game</w:t>
+      </w:r>
+      <w:r>
+        <w:t xml:space="preserve">: Investments, Laws, and Schemes. </w:t>
+      </w:r>
+      <w:r>
+        <w:t xml:space="preserve">Investments can be built to provide major upgrades to your Province. Law cards can be </w:t>
+      </w:r>
+      <w:r>
+        <w:t xml:space="preserve">added </w:t>
+      </w:r>
+      <w:r>
+        <w:t xml:space="preserve">to the Queue where they have a good chance of </w:t>
+      </w:r>
+      <w:r>
+        <w:t xml:space="preserve">becoming an Edict and forcing all players to follow new, mostly permanent restrictions. </w:t>
+      </w:r>
+      <w:r>
+        <w:t xml:space="preserve">Scheme cards can be secretly submitted to </w:t>
+      </w:r>
+      <w:r>
+        <w:t xml:space="preserve">harm other players without </w:t>
+      </w:r>
+      <w:r>
+        <w:t>anyone knowing exactly who</w:t>
+      </w:r>
+      <w:r>
+        <w:t xml:space="preserve"> was responsible.</w:t>
+      </w:r>
+      <w:r>
+        <w:t>”</w:t>
+      </w:r>
+    </w:p>
+    <w:p>
+      <w:pPr>
+        <w:pStyle w:val="ListParagraph"/>
+        <w:numPr>
+          <w:ilvl w:val="0"/>
+          <w:numId w:val="9"/>
+        </w:numPr>
+      </w:pPr>
+      <w:r>
         <w:t>Deal 2 cards from each deck to each player, unless the player already has a card in their hand.</w:t>
       </w:r>
     </w:p>
@@ -522,15 +559,7 @@
         </w:numPr>
       </w:pPr>
       <w:r>
-        <w:t xml:space="preserve">You start with a Scheme, so </w:t>
-      </w:r>
-      <w:proofErr w:type="gramStart"/>
-      <w:r>
-        <w:t>deal</w:t>
-      </w:r>
-      <w:proofErr w:type="gramEnd"/>
-      <w:r>
-        <w:t xml:space="preserve"> yourself 2 Investments, 2 Laws, and </w:t>
+        <w:t xml:space="preserve">You start with a Scheme, so deal yourself 2 Investments, 2 Laws, and </w:t>
       </w:r>
       <w:r>
         <w:t xml:space="preserve">only </w:t>
@@ -550,7 +579,10 @@
         <w:t>“</w:t>
       </w:r>
       <w:r>
-        <w:t xml:space="preserve">These are your starting cards. You get to keep these through the </w:t>
+        <w:t>I will give each of you two cards from each deck to start the game with. These make up your hand</w:t>
+      </w:r>
+      <w:r>
+        <w:t xml:space="preserve">. You get to keep these through the </w:t>
       </w:r>
       <w:r>
         <w:t>game and may be able to play them. Keep them behind your shield so no one knows what you’re planning.</w:t>
@@ -653,15 +685,7 @@
         <w:t>.</w:t>
       </w:r>
       <w:r>
-        <w:t xml:space="preserve"> Oh</w:t>
-      </w:r>
-      <w:proofErr w:type="gramStart"/>
-      <w:r>
-        <w:t>, by the way, the</w:t>
-      </w:r>
-      <w:proofErr w:type="gramEnd"/>
-      <w:r>
-        <w:t xml:space="preserve"> King’s Favor gives the holder 1 Honor at the end of the game</w:t>
+        <w:t xml:space="preserve"> Oh, by the way, the King’s Favor gives the holder 1 Honor at the end of the game</w:t>
       </w:r>
       <w:r>
         <w:t>!</w:t>
@@ -726,29 +750,13 @@
         <w:t xml:space="preserve"> to the Court</w:t>
       </w:r>
       <w:r>
-        <w:t xml:space="preserve">. Normally, I </w:t>
-      </w:r>
-      <w:proofErr w:type="gramStart"/>
-      <w:r>
-        <w:t>have to</w:t>
-      </w:r>
-      <w:proofErr w:type="gramEnd"/>
-      <w:r>
-        <w:t xml:space="preserve"> discard 7 minus the current Market Rate</w:t>
+        <w:t>. Normally, I have to discard 7 minus the current Market Rate</w:t>
       </w:r>
       <w:r>
         <w:t xml:space="preserve"> cards (currently 5 cards) for 1 Coin, but </w:t>
       </w:r>
       <w:r>
-        <w:t xml:space="preserve">my Market Niche card improves that rate by 2, so I only </w:t>
-      </w:r>
-      <w:proofErr w:type="gramStart"/>
-      <w:r>
-        <w:t>have to</w:t>
-      </w:r>
-      <w:proofErr w:type="gramEnd"/>
-      <w:r>
-        <w:t xml:space="preserve"> discard 3 cards </w:t>
+        <w:t xml:space="preserve">my Market Niche card improves that rate by 2, so I only have to discard 3 cards </w:t>
       </w:r>
       <w:r>
         <w:t>per Coin. I can gain up to 2 Coins with this leader, but I want to keep some of these c</w:t>
@@ -823,6 +831,7 @@
         <w:pStyle w:val="Quote"/>
       </w:pPr>
       <w:r>
+        <w:lastRenderedPageBreak/>
         <w:t>“</w:t>
       </w:r>
       <w:r>
@@ -893,7 +902,6 @@
         <w:pStyle w:val="Heading2"/>
       </w:pPr>
       <w:r>
-        <w:lastRenderedPageBreak/>
         <w:t>Report Phase</w:t>
       </w:r>
     </w:p>
@@ -982,11 +990,9 @@
       <w:r>
         <w:t xml:space="preserve"> against the </w:t>
       </w:r>
-      <w:proofErr w:type="spellStart"/>
       <w:r>
         <w:t>Warmongerer</w:t>
       </w:r>
-      <w:proofErr w:type="spellEnd"/>
       <w:r>
         <w:t xml:space="preserve"> with one of your Allies (</w:t>
       </w:r>
@@ -1012,15 +1018,7 @@
         <w:t>one</w:t>
       </w:r>
       <w:r>
-        <w:t xml:space="preserve"> card marker for the </w:t>
-      </w:r>
-      <w:proofErr w:type="spellStart"/>
-      <w:r>
-        <w:t>Warmongerer</w:t>
-      </w:r>
-      <w:proofErr w:type="spellEnd"/>
-      <w:r>
-        <w:t xml:space="preserve"> and one </w:t>
+        <w:t xml:space="preserve"> card marker for the Warmongerer and one </w:t>
       </w:r>
       <w:r>
         <w:t>for your chosen Ally from your pouch</w:t>
@@ -1040,11 +1038,9 @@
       <w:r>
         <w:t xml:space="preserve">Put the </w:t>
       </w:r>
-      <w:proofErr w:type="spellStart"/>
       <w:r>
         <w:t>Warmongerer’s</w:t>
       </w:r>
-      <w:proofErr w:type="spellEnd"/>
       <w:r>
         <w:t xml:space="preserve"> card marker on the top of the scheme card </w:t>
       </w:r>
@@ -1128,15 +1124,7 @@
         <w:pStyle w:val="Quote"/>
       </w:pPr>
       <w:r>
-        <w:t xml:space="preserve">“I need some </w:t>
-      </w:r>
-      <w:proofErr w:type="gramStart"/>
-      <w:r>
-        <w:t>Commodities, and</w:t>
-      </w:r>
-      <w:proofErr w:type="gramEnd"/>
-      <w:r>
-        <w:t xml:space="preserve"> now is a decent time to buy them.”</w:t>
+        <w:t>“I need some Commodities, and now is a decent time to buy them.”</w:t>
       </w:r>
     </w:p>
     <w:p>
@@ -1233,6 +1221,7 @@
         <w:pStyle w:val="Quote"/>
       </w:pPr>
       <w:r>
+        <w:lastRenderedPageBreak/>
         <w:t xml:space="preserve">“I’m going to purchase some Spies, just like you do Troops. </w:t>
       </w:r>
       <w:r>
@@ -1290,30 +1279,8 @@
       </w:r>
     </w:p>
     <w:p>
-      <w:pPr>
-        <w:pStyle w:val="ListParagraph"/>
-        <w:numPr>
-          <w:ilvl w:val="0"/>
-          <w:numId w:val="11"/>
-        </w:numPr>
-      </w:pPr>
-      <w:r>
-        <w:t>When the Chief Scribe prompts you, set the Deliberated Law to 2.</w:t>
-      </w:r>
-    </w:p>
-    <w:p>
-      <w:pPr>
-        <w:pStyle w:val="Quote"/>
-      </w:pPr>
-      <w:r>
-        <w:lastRenderedPageBreak/>
-        <w:t xml:space="preserve">“I stand by my original proposition and </w:t>
-      </w:r>
-      <w:r>
-        <w:t>set it to 2 again.</w:t>
-      </w:r>
-      <w:r>
-        <w:t>”</w:t>
+      <w:r>
+        <w:t>Almost done! You’re doing great.</w:t>
       </w:r>
     </w:p>
     <w:p>

--- a/TrainingManual2_MasterOfLies.docx
+++ b/TrainingManual2_MasterOfLies.docx
@@ -706,6 +706,12 @@
         <w:rPr>
           <w:rStyle w:val="Strong"/>
         </w:rPr>
+        <w:t xml:space="preserve">Undermarket </w:t>
+      </w:r>
+      <w:r>
+        <w:rPr>
+          <w:rStyle w:val="Strong"/>
+        </w:rPr>
         <w:t>Monetize</w:t>
       </w:r>
       <w:r>
@@ -747,16 +753,43 @@
         <w:t>I want some more Coins, but I don’t have any Commodities to sell. I do have some cards I don’t want, so I am going to Monetize them</w:t>
       </w:r>
       <w:r>
-        <w:t xml:space="preserve"> to the Court</w:t>
+        <w:t xml:space="preserve"> to the </w:t>
+      </w:r>
+      <w:r>
+        <w:t>Undermarket</w:t>
       </w:r>
       <w:r>
         <w:t>. Normally, I have to discard 7 minus the current Market Rate</w:t>
       </w:r>
       <w:r>
-        <w:t xml:space="preserve"> cards (currently 5 cards) for 1 Coin, but </w:t>
-      </w:r>
-      <w:r>
-        <w:t xml:space="preserve">my Market Niche card improves that rate by 2, so I only have to discard 3 cards </w:t>
+        <w:t xml:space="preserve"> minus 1</w:t>
+      </w:r>
+      <w:r>
+        <w:t xml:space="preserve"> for using the Undermarket</w:t>
+      </w:r>
+      <w:r>
+        <w:t xml:space="preserve"> </w:t>
+      </w:r>
+      <w:r>
+        <w:t xml:space="preserve">in </w:t>
+      </w:r>
+      <w:r>
+        <w:t xml:space="preserve">cards (currently </w:t>
+      </w:r>
+      <w:r>
+        <w:t>4</w:t>
+      </w:r>
+      <w:r>
+        <w:t xml:space="preserve"> cards) for 1 Coin, but </w:t>
+      </w:r>
+      <w:r>
+        <w:t xml:space="preserve">my Market Niche card improves that rate by 2, so I only have to discard </w:t>
+      </w:r>
+      <w:r>
+        <w:t>2</w:t>
+      </w:r>
+      <w:r>
+        <w:t xml:space="preserve"> cards </w:t>
       </w:r>
       <w:r>
         <w:t>per Coin. I can gain up to 2 Coins with this leader, but I want to keep some of these c</w:t>
@@ -765,7 +798,16 @@
         <w:t xml:space="preserve">ards, so I will only take 1 Coin. </w:t>
       </w:r>
       <w:r>
-        <w:t>Since this is a Court action, I take my Coin from the Royal Bank</w:t>
+        <w:t xml:space="preserve">Since this is a Court action, I take my Coin from the </w:t>
+      </w:r>
+      <w:r>
+        <w:t xml:space="preserve">Free </w:t>
+      </w:r>
+      <w:r>
+        <w:t>Bank</w:t>
+      </w:r>
+      <w:r>
+        <w:t>,</w:t>
       </w:r>
       <w:r>
         <w:t xml:space="preserve"> and</w:t>

--- a/TrainingManual2_MasterOfLies.docx
+++ b/TrainingManual2_MasterOfLies.docx
@@ -97,37 +97,10 @@
         </w:numPr>
       </w:pPr>
       <w:r>
-        <w:t>Choose a color then take the Player</w:t>
-      </w:r>
-      <w:r>
-        <w:t xml:space="preserve"> Screen</w:t>
-      </w:r>
-      <w:r>
-        <w:t xml:space="preserve">, </w:t>
-      </w:r>
-      <w:r>
-        <w:t>Leaders</w:t>
-      </w:r>
-      <w:r>
-        <w:t xml:space="preserve"> (dice)</w:t>
-      </w:r>
-      <w:r>
-        <w:t>, Alliance Tokens</w:t>
-      </w:r>
-      <w:r>
-        <w:t>, and one Card Marker</w:t>
-      </w:r>
-      <w:r>
-        <w:t xml:space="preserve"> of your color.</w:t>
-      </w:r>
-      <w:r>
-        <w:t xml:space="preserve"> </w:t>
-      </w:r>
-      <w:r>
-        <w:t xml:space="preserve">Place everything </w:t>
-      </w:r>
-      <w:r>
-        <w:t>behind your Player Screen.</w:t>
+        <w:t>Sit to the left of the Veteran</w:t>
+      </w:r>
+      <w:r>
+        <w:t>.</w:t>
       </w:r>
     </w:p>
     <w:p>
@@ -139,10 +112,37 @@
         </w:numPr>
       </w:pPr>
       <w:r>
-        <w:t xml:space="preserve">Place one of your </w:t>
-      </w:r>
-      <w:r>
-        <w:t>Alliance Tokens on the start of the Honor Track.</w:t>
+        <w:t>Choose a color then take the Player</w:t>
+      </w:r>
+      <w:r>
+        <w:t xml:space="preserve"> Screen</w:t>
+      </w:r>
+      <w:r>
+        <w:t xml:space="preserve">, </w:t>
+      </w:r>
+      <w:r>
+        <w:t>Leaders</w:t>
+      </w:r>
+      <w:r>
+        <w:t xml:space="preserve"> (dice)</w:t>
+      </w:r>
+      <w:r>
+        <w:t>, Alliance Tokens</w:t>
+      </w:r>
+      <w:r>
+        <w:t>, and one Card Marker</w:t>
+      </w:r>
+      <w:r>
+        <w:t xml:space="preserve"> of your color.</w:t>
+      </w:r>
+      <w:r>
+        <w:t xml:space="preserve"> </w:t>
+      </w:r>
+      <w:r>
+        <w:t xml:space="preserve">Place everything </w:t>
+      </w:r>
+      <w:r>
+        <w:t>behind your Player Screen.</w:t>
       </w:r>
     </w:p>
     <w:p>
@@ -154,6 +154,21 @@
         </w:numPr>
       </w:pPr>
       <w:r>
+        <w:t xml:space="preserve">Place one of your </w:t>
+      </w:r>
+      <w:r>
+        <w:t>Alliance Tokens on the start of the Honor Track.</w:t>
+      </w:r>
+    </w:p>
+    <w:p>
+      <w:pPr>
+        <w:pStyle w:val="ListParagraph"/>
+        <w:numPr>
+          <w:ilvl w:val="0"/>
+          <w:numId w:val="7"/>
+        </w:numPr>
+      </w:pPr>
+      <w:r>
         <w:t xml:space="preserve">Keep one </w:t>
       </w:r>
       <w:r>
@@ -493,6 +508,7 @@
         </w:numPr>
       </w:pPr>
       <w:r>
+        <w:lastRenderedPageBreak/>
         <w:t xml:space="preserve">Shuffle the 3 decks </w:t>
       </w:r>
       <w:r>
@@ -504,7 +520,6 @@
         <w:pStyle w:val="Quote"/>
       </w:pPr>
       <w:r>
-        <w:lastRenderedPageBreak/>
         <w:t>“There are three kinds of cards in this game</w:t>
       </w:r>
       <w:r>
@@ -702,23 +717,34 @@
           <w:numId w:val="10"/>
         </w:numPr>
       </w:pPr>
+      <w:proofErr w:type="spellStart"/>
       <w:r>
         <w:rPr>
           <w:rStyle w:val="Strong"/>
         </w:rPr>
-        <w:t xml:space="preserve">Undermarket </w:t>
-      </w:r>
+        <w:t>Undermarket</w:t>
+      </w:r>
+      <w:proofErr w:type="spellEnd"/>
       <w:r>
         <w:rPr>
           <w:rStyle w:val="Strong"/>
         </w:rPr>
+        <w:t xml:space="preserve"> </w:t>
+      </w:r>
+      <w:r>
+        <w:rPr>
+          <w:rStyle w:val="Strong"/>
+        </w:rPr>
         <w:t>Monetize</w:t>
       </w:r>
       <w:r>
         <w:t xml:space="preserve"> </w:t>
       </w:r>
       <w:r>
-        <w:t>3 non-Scheme cards</w:t>
+        <w:t>4</w:t>
+      </w:r>
+      <w:r>
+        <w:t xml:space="preserve"> non-Scheme cards</w:t>
       </w:r>
       <w:r>
         <w:t xml:space="preserve"> for </w:t>
@@ -755,9 +781,11 @@
       <w:r>
         <w:t xml:space="preserve"> to the </w:t>
       </w:r>
+      <w:proofErr w:type="spellStart"/>
       <w:r>
         <w:t>Undermarket</w:t>
       </w:r>
+      <w:proofErr w:type="spellEnd"/>
       <w:r>
         <w:t>. Normally, I have to discard 7 minus the current Market Rate</w:t>
       </w:r>
@@ -765,8 +793,13 @@
         <w:t xml:space="preserve"> minus 1</w:t>
       </w:r>
       <w:r>
-        <w:t xml:space="preserve"> for using the Undermarket</w:t>
-      </w:r>
+        <w:t xml:space="preserve"> for using the </w:t>
+      </w:r>
+      <w:proofErr w:type="spellStart"/>
+      <w:r>
+        <w:t>Undermarket</w:t>
+      </w:r>
+      <w:proofErr w:type="spellEnd"/>
       <w:r>
         <w:t xml:space="preserve"> </w:t>
       </w:r>
@@ -777,18 +810,18 @@
         <w:t xml:space="preserve">cards (currently </w:t>
       </w:r>
       <w:r>
+        <w:t>5</w:t>
+      </w:r>
+      <w:r>
+        <w:t xml:space="preserve"> cards) for 1 Coin, but </w:t>
+      </w:r>
+      <w:r>
+        <w:t xml:space="preserve">my Market Niche card improves that rate by 2, so I only have to discard </w:t>
+      </w:r>
+      <w:r>
         <w:t>4</w:t>
       </w:r>
       <w:r>
-        <w:t xml:space="preserve"> cards) for 1 Coin, but </w:t>
-      </w:r>
-      <w:r>
-        <w:t xml:space="preserve">my Market Niche card improves that rate by 2, so I only have to discard </w:t>
-      </w:r>
-      <w:r>
-        <w:t>2</w:t>
-      </w:r>
-      <w:r>
         <w:t xml:space="preserve"> cards </w:t>
       </w:r>
       <w:r>
@@ -798,7 +831,21 @@
         <w:t xml:space="preserve">ards, so I will only take 1 Coin. </w:t>
       </w:r>
       <w:r>
-        <w:t xml:space="preserve">Since this is a Court action, I take my Coin from the </w:t>
+        <w:t>Since this is a</w:t>
+      </w:r>
+      <w:r>
+        <w:t xml:space="preserve">n </w:t>
+      </w:r>
+      <w:proofErr w:type="spellStart"/>
+      <w:r>
+        <w:t>Undermarket</w:t>
+      </w:r>
+      <w:proofErr w:type="spellEnd"/>
+      <w:r>
+        <w:t xml:space="preserve"> </w:t>
+      </w:r>
+      <w:r>
+        <w:t xml:space="preserve">action, I take my Coin from the </w:t>
       </w:r>
       <w:r>
         <w:t xml:space="preserve">Free </w:t>
@@ -1032,9 +1079,11 @@
       <w:r>
         <w:t xml:space="preserve"> against the </w:t>
       </w:r>
+      <w:proofErr w:type="spellStart"/>
       <w:r>
         <w:t>Warmongerer</w:t>
       </w:r>
+      <w:proofErr w:type="spellEnd"/>
       <w:r>
         <w:t xml:space="preserve"> with one of your Allies (</w:t>
       </w:r>
@@ -1054,13 +1103,30 @@
         </w:numPr>
       </w:pPr>
       <w:r>
-        <w:t xml:space="preserve">Find your Corporate Takeover scheme card from your hand and grab </w:t>
+        <w:t xml:space="preserve">Find your </w:t>
+      </w:r>
+      <w:r>
+        <w:rPr>
+          <w:rStyle w:val="SubtleReference"/>
+        </w:rPr>
+        <w:t>Corporate Takeover</w:t>
+      </w:r>
+      <w:r>
+        <w:t xml:space="preserve"> scheme card from your hand and grab </w:t>
       </w:r>
       <w:r>
         <w:t>one</w:t>
       </w:r>
       <w:r>
-        <w:t xml:space="preserve"> card marker for the Warmongerer and one </w:t>
+        <w:t xml:space="preserve"> card marker for the </w:t>
+      </w:r>
+      <w:proofErr w:type="spellStart"/>
+      <w:r>
+        <w:t>Warmongerer</w:t>
+      </w:r>
+      <w:proofErr w:type="spellEnd"/>
+      <w:r>
+        <w:t xml:space="preserve"> and one </w:t>
       </w:r>
       <w:r>
         <w:t>for your chosen Ally from your pouch</w:t>
@@ -1080,9 +1146,11 @@
       <w:r>
         <w:t xml:space="preserve">Put the </w:t>
       </w:r>
+      <w:proofErr w:type="spellStart"/>
       <w:r>
         <w:t>Warmongerer’s</w:t>
       </w:r>
+      <w:proofErr w:type="spellEnd"/>
       <w:r>
         <w:t xml:space="preserve"> card marker on the top of the scheme card </w:t>
       </w:r>
@@ -1181,7 +1249,7 @@
         <w:rPr>
           <w:rStyle w:val="Strong"/>
         </w:rPr>
-        <w:t>Court Sell</w:t>
+        <w:t>Infiltrate</w:t>
       </w:r>
       <w:r>
         <w:rPr>
@@ -1190,7 +1258,28 @@
         <w:t xml:space="preserve"> </w:t>
       </w:r>
       <w:r>
-        <w:t>for 2 Coins</w:t>
+        <w:t>3 Spies</w:t>
+      </w:r>
+      <w:r>
+        <w:t xml:space="preserve"> using </w:t>
+      </w:r>
+      <w:r>
+        <w:rPr>
+          <w:rStyle w:val="SubtleReference"/>
+        </w:rPr>
+        <w:t>Silver</w:t>
+      </w:r>
+      <w:r>
+        <w:rPr>
+          <w:rStyle w:val="SubtleReference"/>
+        </w:rPr>
+        <w:t>-T</w:t>
+      </w:r>
+      <w:r>
+        <w:rPr>
+          <w:rStyle w:val="SubtleReference"/>
+        </w:rPr>
+        <w:t>ongue</w:t>
       </w:r>
       <w:r>
         <w:t>.</w:t>
@@ -1201,10 +1290,22 @@
         <w:pStyle w:val="Quote"/>
       </w:pPr>
       <w:r>
-        <w:t>“</w:t>
-      </w:r>
-      <w:r>
-        <w:t>Since the Market Rate has dropped so conveniently, I’m going to sell my Commodities for a profit.</w:t>
+        <w:t xml:space="preserve">“I’m going to purchase some Spies, just like you do Troops. </w:t>
+      </w:r>
+      <w:r>
+        <w:t>I’ll buy 2 Spies for 2 Coins, and I g</w:t>
+      </w:r>
+      <w:r>
+        <w:t xml:space="preserve">et to buy </w:t>
+      </w:r>
+      <w:r>
+        <w:t xml:space="preserve">1 extra Spy because of my </w:t>
+      </w:r>
+      <w:r>
+        <w:t xml:space="preserve">Silver-Tongue </w:t>
+      </w:r>
+      <w:r>
+        <w:t>Investment.</w:t>
       </w:r>
       <w:r>
         <w:t>”</w:t>
@@ -1222,7 +1323,8 @@
         <w:rPr>
           <w:rStyle w:val="Strong"/>
         </w:rPr>
-        <w:t>Infiltrate</w:t>
+        <w:lastRenderedPageBreak/>
+        <w:t>Court Sell</w:t>
       </w:r>
       <w:r>
         <w:rPr>
@@ -1231,31 +1333,7 @@
         <w:t xml:space="preserve"> </w:t>
       </w:r>
       <w:r>
-        <w:t>3 Spies</w:t>
-      </w:r>
-      <w:r>
-        <w:t xml:space="preserve"> using </w:t>
-      </w:r>
-      <w:r>
-        <w:rPr>
-          <w:rStyle w:val="SubtleReference"/>
-        </w:rPr>
-        <w:t>Silver</w:t>
-      </w:r>
-      <w:r>
-        <w:rPr>
-          <w:rStyle w:val="SubtleReference"/>
-        </w:rPr>
-        <w:t>-T</w:t>
-      </w:r>
-      <w:r>
-        <w:rPr>
-          <w:rStyle w:val="SubtleReference"/>
-        </w:rPr>
-        <w:t>ongue</w:t>
-      </w:r>
-      <w:r>
-        <w:t>.</w:t>
+        <w:t>for 2 Coins.</w:t>
       </w:r>
     </w:p>
     <w:p>
@@ -1263,26 +1341,7 @@
         <w:pStyle w:val="Quote"/>
       </w:pPr>
       <w:r>
-        <w:lastRenderedPageBreak/>
-        <w:t xml:space="preserve">“I’m going to purchase some Spies, just like you do Troops. </w:t>
-      </w:r>
-      <w:r>
-        <w:t>I’ll buy 2 Spies for 2 Coins, and I g</w:t>
-      </w:r>
-      <w:r>
-        <w:t xml:space="preserve">et to buy </w:t>
-      </w:r>
-      <w:r>
-        <w:t xml:space="preserve">1 extra Spy because of my </w:t>
-      </w:r>
-      <w:r>
-        <w:t xml:space="preserve">Silver-Tongue </w:t>
-      </w:r>
-      <w:r>
-        <w:t>Investment.</w:t>
-      </w:r>
-      <w:r>
-        <w:t>”</w:t>
+        <w:t>“Since the Market Rate has dropped so conveniently, I’m going to sell my Commodities for a profit.”</w:t>
       </w:r>
     </w:p>
     <w:p>
@@ -1526,7 +1585,7 @@
   <w:abstractNum w:abstractNumId="1" w15:restartNumberingAfterBreak="0">
     <w:nsid w:val="0561378F"/>
     <w:multiLevelType w:val="hybridMultilevel"/>
-    <w:tmpl w:val="FCE0CD5C"/>
+    <w:tmpl w:val="826CF234"/>
     <w:lvl w:ilvl="0" w:tplc="B61CBDDE">
       <w:start w:val="1"/>
       <w:numFmt w:val="decimal"/>
@@ -2275,6 +2334,92 @@
     </w:lvl>
   </w:abstractNum>
   <w:abstractNum w:abstractNumId="9" w15:restartNumberingAfterBreak="0">
+    <w:nsid w:val="6C571325"/>
+    <w:multiLevelType w:val="hybridMultilevel"/>
+    <w:tmpl w:val="FCE0CD5C"/>
+    <w:lvl w:ilvl="0" w:tplc="FFFFFFFF">
+      <w:start w:val="1"/>
+      <w:numFmt w:val="decimal"/>
+      <w:lvlText w:val="%1."/>
+      <w:lvlJc w:val="left"/>
+      <w:pPr>
+        <w:ind w:left="720" w:hanging="360"/>
+      </w:pPr>
+    </w:lvl>
+    <w:lvl w:ilvl="1" w:tplc="FFFFFFFF">
+      <w:start w:val="1"/>
+      <w:numFmt w:val="lowerLetter"/>
+      <w:lvlText w:val="%2."/>
+      <w:lvlJc w:val="left"/>
+      <w:pPr>
+        <w:ind w:left="1440" w:hanging="360"/>
+      </w:pPr>
+    </w:lvl>
+    <w:lvl w:ilvl="2" w:tplc="FFFFFFFF">
+      <w:start w:val="1"/>
+      <w:numFmt w:val="lowerRoman"/>
+      <w:lvlText w:val="%3."/>
+      <w:lvlJc w:val="right"/>
+      <w:pPr>
+        <w:ind w:left="2160" w:hanging="180"/>
+      </w:pPr>
+    </w:lvl>
+    <w:lvl w:ilvl="3" w:tplc="FFFFFFFF">
+      <w:start w:val="1"/>
+      <w:numFmt w:val="decimal"/>
+      <w:lvlText w:val="%4."/>
+      <w:lvlJc w:val="left"/>
+      <w:pPr>
+        <w:ind w:left="2880" w:hanging="360"/>
+      </w:pPr>
+    </w:lvl>
+    <w:lvl w:ilvl="4" w:tplc="FFFFFFFF">
+      <w:start w:val="1"/>
+      <w:numFmt w:val="lowerLetter"/>
+      <w:lvlText w:val="%5."/>
+      <w:lvlJc w:val="left"/>
+      <w:pPr>
+        <w:ind w:left="3600" w:hanging="360"/>
+      </w:pPr>
+    </w:lvl>
+    <w:lvl w:ilvl="5" w:tplc="FFFFFFFF">
+      <w:start w:val="1"/>
+      <w:numFmt w:val="lowerRoman"/>
+      <w:lvlText w:val="%6."/>
+      <w:lvlJc w:val="right"/>
+      <w:pPr>
+        <w:ind w:left="4320" w:hanging="180"/>
+      </w:pPr>
+    </w:lvl>
+    <w:lvl w:ilvl="6" w:tplc="FFFFFFFF">
+      <w:start w:val="1"/>
+      <w:numFmt w:val="decimal"/>
+      <w:lvlText w:val="%7."/>
+      <w:lvlJc w:val="left"/>
+      <w:pPr>
+        <w:ind w:left="5040" w:hanging="360"/>
+      </w:pPr>
+    </w:lvl>
+    <w:lvl w:ilvl="7" w:tplc="FFFFFFFF">
+      <w:start w:val="1"/>
+      <w:numFmt w:val="lowerLetter"/>
+      <w:lvlText w:val="%8."/>
+      <w:lvlJc w:val="left"/>
+      <w:pPr>
+        <w:ind w:left="5760" w:hanging="360"/>
+      </w:pPr>
+    </w:lvl>
+    <w:lvl w:ilvl="8" w:tplc="FFFFFFFF">
+      <w:start w:val="1"/>
+      <w:numFmt w:val="lowerRoman"/>
+      <w:lvlText w:val="%9."/>
+      <w:lvlJc w:val="right"/>
+      <w:pPr>
+        <w:ind w:left="6480" w:hanging="180"/>
+      </w:pPr>
+    </w:lvl>
+  </w:abstractNum>
+  <w:abstractNum w:abstractNumId="10" w15:restartNumberingAfterBreak="0">
     <w:nsid w:val="6E59125B"/>
     <w:multiLevelType w:val="hybridMultilevel"/>
     <w:tmpl w:val="1E642422"/>
@@ -2363,7 +2508,7 @@
       </w:pPr>
     </w:lvl>
   </w:abstractNum>
-  <w:abstractNum w:abstractNumId="10" w15:restartNumberingAfterBreak="0">
+  <w:abstractNum w:abstractNumId="11" w15:restartNumberingAfterBreak="0">
     <w:nsid w:val="7FADB6D8"/>
     <w:multiLevelType w:val="hybridMultilevel"/>
     <w:tmpl w:val="9BC0956E"/>
@@ -2453,7 +2598,7 @@
     <w:abstractNumId w:val="5"/>
   </w:num>
   <w:num w:numId="2" w16cid:durableId="285163502">
-    <w:abstractNumId w:val="10"/>
+    <w:abstractNumId w:val="11"/>
   </w:num>
   <w:num w:numId="3" w16cid:durableId="1198473822">
     <w:abstractNumId w:val="6"/>
@@ -2468,7 +2613,7 @@
     <w:abstractNumId w:val="2"/>
   </w:num>
   <w:num w:numId="7" w16cid:durableId="171988987">
-    <w:abstractNumId w:val="9"/>
+    <w:abstractNumId w:val="10"/>
   </w:num>
   <w:num w:numId="8" w16cid:durableId="634454808">
     <w:abstractNumId w:val="8"/>
@@ -2481,6 +2626,9 @@
   </w:num>
   <w:num w:numId="11" w16cid:durableId="750547416">
     <w:abstractNumId w:val="3"/>
+  </w:num>
+  <w:num w:numId="12" w16cid:durableId="601962859">
+    <w:abstractNumId w:val="9"/>
   </w:num>
 </w:numbering>
 </file>
